--- a/taskmanager/media/documents/TyrPyrAleksandr.docx
+++ b/taskmanager/media/documents/TyrPyrAleksandr.docx
@@ -10,13 +10,23 @@
         <w:rPr>
           <w:rFonts w:ascii="&quot;Times New Roman&quot;" w:hAnsi="&quot;Times New Roman&quot;" w:cs="&quot;Times New Roman&quot;"/>
           <w:sz w:val="24"/>
-        </w:rPr>
-        <w:t xml:space="preserve"> Какой-то текст</w:t>
-      </w:r>
-      <w:r>
-        <w:rPr>
-          <w:rFonts w:ascii="&quot;Times New Roman&quot;" w:hAnsi="&quot;Times New Roman&quot;" w:cs="&quot;Times New Roman&quot;"/>
-          <w:sz w:val="24"/>
+          <w:b/>
+        </w:rPr>
+        <w:t xml:space="preserve"> Какой-то текст</w:t>
+      </w:r>
+      <w:r>
+        <w:rPr>
+          <w:rFonts w:ascii="&quot;Times New Roman&quot;" w:hAnsi="&quot;Times New Roman&quot;" w:cs="&quot;Times New Roman&quot;"/>
+          <w:sz w:val="24"/>
+          <w:b/>
+          <w:i/>
+        </w:rPr>
+        <w:t xml:space="preserve">Раменский АА</w:t>
+      </w:r>
+      <w:r>
+        <w:rPr>
+          <w:rFonts w:ascii="&quot;Times New Roman&quot;" w:hAnsi="&quot;Times New Roman&quot;" w:cs="&quot;Times New Roman&quot;"/>
+          <w:sz w:val="32"/>
         </w:rPr>
         <w:t xml:space="preserve"> Какой-то текст</w:t>
       </w:r>
@@ -70,18 +80,15 @@
         <w:rPr>
           <w:rFonts w:ascii="&quot;Times New Roman&quot;" w:hAnsi="&quot;Times New Roman&quot;" w:cs="&quot;Times New Roman&quot;"/>
           <w:sz w:val="24"/>
-          <w:b/>
-        </w:rPr>
-        <w:t xml:space="preserve"> Какой-то текст</w:t>
-      </w:r>
-      <w:r>
-        <w:rPr>
-          <w:rFonts w:ascii="&quot;Times New Roman&quot;" w:hAnsi="&quot;Times New Roman&quot;" w:cs="&quot;Times New Roman&quot;"/>
-          <w:sz w:val="24"/>
-          <w:b/>
-          <w:i/>
-        </w:rPr>
-        <w:t xml:space="preserve">Раменский АА</w:t>
+        </w:rPr>
+        <w:t xml:space="preserve"> Какой-то текст</w:t>
+      </w:r>
+      <w:r>
+        <w:rPr>
+          <w:rFonts w:ascii="&quot;Times New Roman&quot;" w:hAnsi="&quot;Times New Roman&quot;" w:cs="&quot;Times New Roman&quot;"/>
+          <w:sz w:val="24"/>
+        </w:rPr>
+        <w:t xml:space="preserve"> Какой-то текст</w:t>
       </w:r>
     </w:p>
     <w:p>
@@ -103,13 +110,6 @@
           <w:i/>
         </w:rPr>
         <w:t xml:space="preserve">Раменский АА</w:t>
-      </w:r>
-      <w:r>
-        <w:rPr>
-          <w:rFonts w:ascii="&quot;Times New Roman&quot;" w:hAnsi="&quot;Times New Roman&quot;" w:cs="&quot;Times New Roman&quot;"/>
-          <w:sz w:val="32"/>
-        </w:rPr>
-        <w:t xml:space="preserve"> Какой-то текст</w:t>
       </w:r>
       <w:r>
         <w:rPr>
